--- a/sistema votacion.docx
+++ b/sistema votacion.docx
@@ -31,17 +31,119 @@
     </w:p>
     <w:p>
       <w:pPr>
+        <w:rPr/>
+      </w:pPr>
+      <w:r>
+        <w:rPr>
+          <w:rtl w:val="0"/>
+        </w:rPr>
+      </w:r>
+    </w:p>
+    <w:p>
+      <w:pPr>
+        <w:rPr/>
+      </w:pPr>
+      <w:r>
+        <w:rPr>
+          <w:rtl w:val="0"/>
+        </w:rPr>
+      </w:r>
+    </w:p>
+    <w:p>
+      <w:pPr>
+        <w:rPr/>
+      </w:pPr>
+      <w:r>
+        <w:rPr>
+          <w:rtl w:val="0"/>
+        </w:rPr>
+      </w:r>
+    </w:p>
+    <w:p>
+      <w:pPr>
         <w:spacing w:after="240" w:before="240" w:lineRule="auto"/>
         <w:jc w:val="center"/>
         <w:rPr/>
       </w:pPr>
       <w:r>
         <w:rPr>
-          <w:b w:val="1"/>
-          <w:bCs w:val="1"/>
           <w:rtl w:val="0"/>
         </w:rPr>
         <w:t xml:space="preserve">Tecnología de Desarrollo de Sistemas Informáticos</w:t>
+      </w:r>
+    </w:p>
+    <w:p>
+      <w:pPr>
+        <w:spacing w:after="240" w:before="240" w:lineRule="auto"/>
+        <w:jc w:val="center"/>
+        <w:rPr>
+          <w:b w:val="1"/>
+          <w:bCs w:val="1"/>
+        </w:rPr>
+      </w:pPr>
+      <w:r>
+        <w:rPr>
+          <w:rtl w:val="0"/>
+        </w:rPr>
+      </w:r>
+    </w:p>
+    <w:p>
+      <w:pPr>
+        <w:spacing w:after="240" w:before="240" w:lineRule="auto"/>
+        <w:jc w:val="center"/>
+        <w:rPr>
+          <w:b w:val="1"/>
+          <w:bCs w:val="1"/>
+        </w:rPr>
+      </w:pPr>
+      <w:r>
+        <w:rPr>
+          <w:rtl w:val="0"/>
+        </w:rPr>
+      </w:r>
+    </w:p>
+    <w:p>
+      <w:pPr>
+        <w:spacing w:after="240" w:before="240" w:lineRule="auto"/>
+        <w:jc w:val="center"/>
+        <w:rPr>
+          <w:b w:val="1"/>
+          <w:bCs w:val="1"/>
+        </w:rPr>
+      </w:pPr>
+      <w:r>
+        <w:rPr>
+          <w:rtl w:val="0"/>
+        </w:rPr>
+      </w:r>
+    </w:p>
+    <w:p>
+      <w:pPr>
+        <w:spacing w:after="240" w:before="240" w:lineRule="auto"/>
+        <w:jc w:val="center"/>
+        <w:rPr>
+          <w:b w:val="1"/>
+          <w:bCs w:val="1"/>
+        </w:rPr>
+      </w:pPr>
+      <w:r>
+        <w:rPr>
+          <w:rtl w:val="0"/>
+        </w:rPr>
+      </w:r>
+    </w:p>
+    <w:p>
+      <w:pPr>
+        <w:spacing w:after="240" w:before="240" w:lineRule="auto"/>
+        <w:jc w:val="center"/>
+        <w:rPr/>
+      </w:pPr>
+      <w:r>
+        <w:rPr>
+          <w:b w:val="1"/>
+          <w:bCs w:val="1"/>
+          <w:rtl w:val="0"/>
+        </w:rPr>
         <w:br w:type="textWrapping"/>
       </w:r>
       <w:r>
@@ -49,10 +151,366 @@
           <w:rtl w:val="0"/>
         </w:rPr>
         <w:t xml:space="preserve"> I Semestre 2026</w:t>
+      </w:r>
+    </w:p>
+    <w:p>
+      <w:pPr>
+        <w:spacing w:after="240" w:before="240" w:lineRule="auto"/>
+        <w:jc w:val="center"/>
+        <w:rPr/>
+      </w:pPr>
+      <w:r>
+        <w:rPr>
+          <w:rtl w:val="0"/>
+        </w:rPr>
+      </w:r>
+    </w:p>
+    <w:p>
+      <w:pPr>
+        <w:spacing w:after="240" w:before="240" w:lineRule="auto"/>
+        <w:jc w:val="center"/>
+        <w:rPr/>
+      </w:pPr>
+      <w:r>
+        <w:rPr>
+          <w:rtl w:val="0"/>
+        </w:rPr>
+      </w:r>
+    </w:p>
+    <w:p>
+      <w:pPr>
+        <w:spacing w:after="240" w:before="240" w:lineRule="auto"/>
+        <w:jc w:val="center"/>
+        <w:rPr/>
+      </w:pPr>
+      <w:r>
+        <w:rPr>
+          <w:rtl w:val="0"/>
+        </w:rPr>
+      </w:r>
+    </w:p>
+    <w:p>
+      <w:pPr>
+        <w:spacing w:after="240" w:before="240" w:lineRule="auto"/>
+        <w:jc w:val="center"/>
+        <w:rPr/>
+      </w:pPr>
+      <w:r>
+        <w:rPr>
+          <w:rtl w:val="0"/>
+        </w:rPr>
         <w:br w:type="textWrapping"/>
         <w:t xml:space="preserve"> Profesor: Mag. Carlos Adolfo Beltrán Castro</w:t>
+      </w:r>
+    </w:p>
+    <w:p>
+      <w:pPr>
+        <w:spacing w:after="240" w:before="240" w:lineRule="auto"/>
+        <w:jc w:val="center"/>
+        <w:rPr/>
+      </w:pPr>
+      <w:r>
+        <w:rPr>
+          <w:rtl w:val="0"/>
+        </w:rPr>
+      </w:r>
+    </w:p>
+    <w:p>
+      <w:pPr>
+        <w:spacing w:after="240" w:before="240" w:lineRule="auto"/>
+        <w:jc w:val="center"/>
+        <w:rPr/>
+      </w:pPr>
+      <w:r>
+        <w:rPr>
+          <w:rtl w:val="0"/>
+        </w:rPr>
+      </w:r>
+    </w:p>
+    <w:p>
+      <w:pPr>
+        <w:spacing w:after="240" w:before="240" w:lineRule="auto"/>
+        <w:jc w:val="center"/>
+        <w:rPr/>
+      </w:pPr>
+      <w:r>
+        <w:rPr>
+          <w:rtl w:val="0"/>
+        </w:rPr>
+      </w:r>
+    </w:p>
+    <w:p>
+      <w:pPr>
+        <w:spacing w:after="240" w:before="240" w:lineRule="auto"/>
+        <w:jc w:val="center"/>
+        <w:rPr/>
+      </w:pPr>
+      <w:r>
+        <w:rPr>
+          <w:rtl w:val="0"/>
+        </w:rPr>
+        <w:t xml:space="preserve">Programación Orientada a Objetos</w:t>
+      </w:r>
+    </w:p>
+    <w:p>
+      <w:pPr>
+        <w:spacing w:after="240" w:before="240" w:lineRule="auto"/>
+        <w:jc w:val="center"/>
+        <w:rPr/>
+      </w:pPr>
+      <w:r>
+        <w:rPr>
+          <w:rtl w:val="0"/>
+        </w:rPr>
+      </w:r>
+    </w:p>
+    <w:p>
+      <w:pPr>
+        <w:spacing w:after="240" w:before="240" w:lineRule="auto"/>
+        <w:jc w:val="center"/>
+        <w:rPr/>
+      </w:pPr>
+      <w:r>
+        <w:rPr>
+          <w:rtl w:val="0"/>
+        </w:rPr>
+      </w:r>
+    </w:p>
+    <w:p>
+      <w:pPr>
+        <w:spacing w:after="240" w:before="240" w:lineRule="auto"/>
+        <w:jc w:val="center"/>
+        <w:rPr/>
+      </w:pPr>
+      <w:r>
+        <w:rPr>
+          <w:rtl w:val="0"/>
+        </w:rPr>
+      </w:r>
+    </w:p>
+    <w:p>
+      <w:pPr>
+        <w:spacing w:after="240" w:before="240" w:lineRule="auto"/>
+        <w:jc w:val="center"/>
+        <w:rPr/>
+      </w:pPr>
+      <w:r>
+        <w:rPr>
+          <w:rtl w:val="0"/>
+        </w:rPr>
         <w:br w:type="textWrapping"/>
         <w:t xml:space="preserve"> Estudiante: Sebastián Pinto  Gomez  1007579575</w:t>
+      </w:r>
+    </w:p>
+    <w:p>
+      <w:pPr>
+        <w:spacing w:after="240" w:before="240" w:lineRule="auto"/>
+        <w:jc w:val="center"/>
+        <w:rPr/>
+      </w:pPr>
+      <w:r>
+        <w:rPr>
+          <w:rtl w:val="0"/>
+        </w:rPr>
+      </w:r>
+    </w:p>
+    <w:p>
+      <w:pPr>
+        <w:spacing w:after="240" w:before="240" w:lineRule="auto"/>
+        <w:jc w:val="center"/>
+        <w:rPr/>
+      </w:pPr>
+      <w:r>
+        <w:rPr>
+          <w:rtl w:val="0"/>
+        </w:rPr>
+      </w:r>
+    </w:p>
+    <w:p>
+      <w:pPr>
+        <w:spacing w:after="240" w:before="240" w:lineRule="auto"/>
+        <w:jc w:val="center"/>
+        <w:rPr/>
+      </w:pPr>
+      <w:r>
+        <w:rPr>
+          <w:rtl w:val="0"/>
+        </w:rPr>
+      </w:r>
+    </w:p>
+    <w:p>
+      <w:pPr>
+        <w:spacing w:after="240" w:before="240" w:lineRule="auto"/>
+        <w:jc w:val="center"/>
+        <w:rPr/>
+      </w:pPr>
+      <w:r>
+        <w:rPr>
+          <w:rtl w:val="0"/>
+        </w:rPr>
+      </w:r>
+    </w:p>
+    <w:p>
+      <w:pPr>
+        <w:spacing w:after="240" w:before="240" w:lineRule="auto"/>
+        <w:jc w:val="left"/>
+        <w:rPr>
+          <w:sz w:val="30"/>
+          <w:szCs w:val="30"/>
+        </w:rPr>
+      </w:pPr>
+      <w:r>
+        <w:rPr>
+          <w:sz w:val="30"/>
+          <w:szCs w:val="30"/>
+          <w:rtl w:val="0"/>
+        </w:rPr>
+        <w:t xml:space="preserve">Pantalla Inicial </w:t>
+      </w:r>
+    </w:p>
+    <w:p>
+      <w:pPr>
+        <w:spacing w:after="240" w:before="240" w:lineRule="auto"/>
+        <w:jc w:val="left"/>
+        <w:rPr>
+          <w:sz w:val="30"/>
+          <w:szCs w:val="30"/>
+        </w:rPr>
+      </w:pPr>
+      <w:r>
+        <w:rPr>
+          <w:rtl w:val="0"/>
+        </w:rPr>
+      </w:r>
+    </w:p>
+    <w:p>
+      <w:pPr>
+        <w:spacing w:after="240" w:before="240" w:lineRule="auto"/>
+        <w:jc w:val="left"/>
+        <w:rPr/>
+      </w:pPr>
+      <w:r>
+        <w:rPr/>
+        <w:drawing>
+          <wp:inline distB="114300" distT="114300" distL="114300" distR="114300">
+            <wp:extent cx="5731200" cy="3136900"/>
+            <wp:effectExtent b="0" l="0" r="0" t="0"/>
+            <wp:docPr id="2" name="image1.png"/>
+            <a:graphic>
+              <a:graphicData uri="http://schemas.openxmlformats.org/drawingml/2006/picture">
+                <pic:pic>
+                  <pic:nvPicPr>
+                    <pic:cNvPr id="0" name="image1.png"/>
+                    <pic:cNvPicPr preferRelativeResize="0"/>
+                  </pic:nvPicPr>
+                  <pic:blipFill>
+                    <a:blip r:embed="rId6"/>
+                    <a:srcRect b="0" l="0" r="0" t="0"/>
+                    <a:stretch>
+                      <a:fillRect/>
+                    </a:stretch>
+                  </pic:blipFill>
+                  <pic:spPr>
+                    <a:xfrm>
+                      <a:off x="0" y="0"/>
+                      <a:ext cx="5731200" cy="3136900"/>
+                    </a:xfrm>
+                    <a:prstGeom prst="rect"/>
+                    <a:ln/>
+                  </pic:spPr>
+                </pic:pic>
+              </a:graphicData>
+            </a:graphic>
+          </wp:inline>
+        </w:drawing>
+      </w:r>
+      <w:r>
+        <w:rPr>
+          <w:rtl w:val="0"/>
+        </w:rPr>
+      </w:r>
+    </w:p>
+    <w:p>
+      <w:pPr>
+        <w:spacing w:after="240" w:before="240" w:lineRule="auto"/>
+        <w:jc w:val="left"/>
+        <w:rPr/>
+      </w:pPr>
+      <w:r>
+        <w:rPr>
+          <w:rtl w:val="0"/>
+        </w:rPr>
+      </w:r>
+    </w:p>
+    <w:p>
+      <w:pPr>
+        <w:spacing w:after="240" w:before="240" w:lineRule="auto"/>
+        <w:jc w:val="left"/>
+        <w:rPr/>
+      </w:pPr>
+      <w:r>
+        <w:rPr/>
+        <w:drawing>
+          <wp:inline distB="114300" distT="114300" distL="114300" distR="114300">
+            <wp:extent cx="5731200" cy="2946400"/>
+            <wp:effectExtent b="0" l="0" r="0" t="0"/>
+            <wp:docPr id="1" name="image2.png"/>
+            <a:graphic>
+              <a:graphicData uri="http://schemas.openxmlformats.org/drawingml/2006/picture">
+                <pic:pic>
+                  <pic:nvPicPr>
+                    <pic:cNvPr id="0" name="image2.png"/>
+                    <pic:cNvPicPr preferRelativeResize="0"/>
+                  </pic:nvPicPr>
+                  <pic:blipFill>
+                    <a:blip r:embed="rId7"/>
+                    <a:srcRect b="0" l="0" r="0" t="0"/>
+                    <a:stretch>
+                      <a:fillRect/>
+                    </a:stretch>
+                  </pic:blipFill>
+                  <pic:spPr>
+                    <a:xfrm>
+                      <a:off x="0" y="0"/>
+                      <a:ext cx="5731200" cy="2946400"/>
+                    </a:xfrm>
+                    <a:prstGeom prst="rect"/>
+                    <a:ln/>
+                  </pic:spPr>
+                </pic:pic>
+              </a:graphicData>
+            </a:graphic>
+          </wp:inline>
+        </w:drawing>
+      </w:r>
+      <w:r>
+        <w:rPr>
+          <w:rtl w:val="0"/>
+        </w:rPr>
+      </w:r>
+    </w:p>
+    <w:p>
+      <w:pPr>
+        <w:spacing w:after="240" w:before="240" w:lineRule="auto"/>
+        <w:jc w:val="left"/>
+        <w:rPr/>
+      </w:pPr>
+      <w:r>
+        <w:rPr>
+          <w:rtl w:val="0"/>
+        </w:rPr>
+      </w:r>
+    </w:p>
+    <w:p>
+      <w:pPr>
+        <w:spacing w:after="240" w:before="240" w:lineRule="auto"/>
+        <w:jc w:val="left"/>
+        <w:rPr/>
+      </w:pPr>
+      <w:r>
+        <w:rPr>
+          <w:rtl w:val="0"/>
+        </w:rPr>
       </w:r>
     </w:p>
     <w:p>
@@ -110,17 +568,15 @@
       </w:r>
       <w:r>
         <w:rPr>
-          <w:b w:val="1"/>
-          <w:bCs w:val="1"/>
-          <w:rtl w:val="0"/>
-        </w:rPr>
-        <w:t xml:space="preserve">Java SE con interfaz gráfica Swing</w:t>
-      </w:r>
-      <w:r>
-        <w:rPr>
-          <w:rtl w:val="0"/>
-        </w:rPr>
-        <w:t xml:space="preserve"> y conexión a base de datos </w:t>
+          <w:rtl w:val="0"/>
+        </w:rPr>
+        <w:t xml:space="preserve">Java SE con interfaz gráfica Swing </w:t>
+      </w:r>
+      <w:r>
+        <w:rPr>
+          <w:rtl w:val="0"/>
+        </w:rPr>
+        <w:t xml:space="preserve">y conexión a base de datos </w:t>
       </w:r>
       <w:r>
         <w:rPr>
@@ -283,7 +739,7 @@
           <w:szCs w:val="26"/>
           <w:rtl w:val="0"/>
         </w:rPr>
-        <w:t xml:space="preserve"> conexion</w:t>
+        <w:t xml:space="preserve"> conexión</w:t>
       </w:r>
     </w:p>
     <w:p>
@@ -366,6 +822,18 @@
     </w:p>
     <w:p>
       <w:pPr>
+        <w:spacing w:after="240" w:before="240" w:lineRule="auto"/>
+        <w:ind w:left="0" w:firstLine="0"/>
+        <w:rPr/>
+      </w:pPr>
+      <w:r>
+        <w:rPr>
+          <w:rtl w:val="0"/>
+        </w:rPr>
+      </w:r>
+    </w:p>
+    <w:p>
+      <w:pPr>
         <w:pStyle w:val="Heading3"/>
         <w:keepNext w:val="0"/>
         <w:keepLines w:val="0"/>
@@ -1287,12 +1755,17 @@
         <w:keepNext w:val="0"/>
         <w:keepLines w:val="0"/>
         <w:spacing w:before="480" w:lineRule="auto"/>
-        <w:rPr/>
+        <w:rPr>
+          <w:sz w:val="30"/>
+          <w:szCs w:val="30"/>
+        </w:rPr>
       </w:pPr>
       <w:bookmarkStart w:colFirst="0" w:colLast="0" w:name="_x6uks72cn85r" w:id="18"/>
       <w:bookmarkEnd w:id="18"/>
       <w:r>
         <w:rPr>
+          <w:sz w:val="30"/>
+          <w:szCs w:val="30"/>
           <w:rtl w:val="0"/>
         </w:rPr>
         <w:t xml:space="preserve">Instalación y Ejecución</w:t>
@@ -1305,6 +1778,8 @@
         <w:keepLines w:val="0"/>
         <w:spacing w:after="80" w:lineRule="auto"/>
         <w:rPr>
+          <w:b w:val="1"/>
+          <w:bCs w:val="1"/>
           <w:sz w:val="28"/>
           <w:szCs w:val="28"/>
         </w:rPr>
@@ -1313,6 +1788,8 @@
       <w:bookmarkEnd w:id="19"/>
       <w:r>
         <w:rPr>
+          <w:b w:val="1"/>
+          <w:bCs w:val="1"/>
           <w:sz w:val="28"/>
           <w:szCs w:val="28"/>
           <w:rtl w:val="0"/>
@@ -1430,20 +1907,16 @@
         <w:keepLines w:val="0"/>
         <w:spacing w:after="80" w:lineRule="auto"/>
         <w:rPr>
-          <w:b w:val="1"/>
-          <w:bCs w:val="1"/>
-          <w:sz w:val="34"/>
-          <w:szCs w:val="34"/>
+          <w:sz w:val="28"/>
+          <w:szCs w:val="28"/>
         </w:rPr>
       </w:pPr>
       <w:bookmarkStart w:colFirst="0" w:colLast="0" w:name="_ya9w7rrmf6o7" w:id="20"/>
       <w:bookmarkEnd w:id="20"/>
       <w:r>
         <w:rPr>
-          <w:b w:val="1"/>
-          <w:bCs w:val="1"/>
-          <w:sz w:val="34"/>
-          <w:szCs w:val="34"/>
+          <w:sz w:val="28"/>
+          <w:szCs w:val="28"/>
           <w:rtl w:val="0"/>
         </w:rPr>
         <w:t xml:space="preserve">Abrir phpMyAdmin</w:t>
@@ -1528,6 +2001,78 @@
           <w:rtl w:val="0"/>
         </w:rPr>
         <w:t xml:space="preserve">sistema_votacion</w:t>
+      </w:r>
+    </w:p>
+    <w:p>
+      <w:pPr>
+        <w:spacing w:after="240" w:before="240" w:lineRule="auto"/>
+        <w:rPr/>
+      </w:pPr>
+      <w:r>
+        <w:rPr>
+          <w:rtl w:val="0"/>
+        </w:rPr>
+      </w:r>
+    </w:p>
+    <w:p>
+      <w:pPr>
+        <w:pStyle w:val="Heading1"/>
+        <w:keepNext w:val="0"/>
+        <w:keepLines w:val="0"/>
+        <w:spacing w:before="480" w:lineRule="auto"/>
+        <w:rPr>
+          <w:b w:val="1"/>
+          <w:bCs w:val="1"/>
+          <w:sz w:val="46"/>
+          <w:szCs w:val="46"/>
+        </w:rPr>
+      </w:pPr>
+      <w:bookmarkStart w:colFirst="0" w:colLast="0" w:name="_19j7dijpomnt" w:id="22"/>
+      <w:bookmarkEnd w:id="22"/>
+      <w:r>
+        <w:rPr>
+          <w:b w:val="1"/>
+          <w:bCs w:val="1"/>
+          <w:sz w:val="46"/>
+          <w:szCs w:val="46"/>
+          <w:rtl w:val="0"/>
+        </w:rPr>
+        <w:t xml:space="preserve">Conclusión</w:t>
+      </w:r>
+    </w:p>
+    <w:p>
+      <w:pPr>
+        <w:spacing w:after="240" w:before="240" w:lineRule="auto"/>
+        <w:rPr/>
+      </w:pPr>
+      <w:r>
+        <w:rPr>
+          <w:rtl w:val="0"/>
+        </w:rPr>
+        <w:t xml:space="preserve">El proyecto permitió implementar conocimientos de programación orientada a objetos, interfaces gráficas en Java Swing y conexión con bases de datos MySQL utilizando JDBC.</w:t>
+      </w:r>
+    </w:p>
+    <w:p>
+      <w:pPr>
+        <w:spacing w:after="240" w:before="240" w:lineRule="auto"/>
+        <w:rPr/>
+      </w:pPr>
+      <w:r>
+        <w:rPr>
+          <w:rtl w:val="0"/>
+        </w:rPr>
+        <w:t xml:space="preserve">Además, se desarrolló un sistema funcional que simula un proceso real de votación electrónica.</w:t>
+      </w:r>
+    </w:p>
+    <w:p>
+      <w:pPr>
+        <w:spacing w:after="240" w:before="240" w:lineRule="auto"/>
+        <w:rPr/>
+      </w:pPr>
+      <w:r>
+        <w:rPr>
+          <w:rtl w:val="0"/>
+        </w:rPr>
       </w:r>
     </w:p>
     <w:p>
